--- a/Calendario2026/Políticas/Politicas2026_101.docx
+++ b/Calendario2026/Políticas/Politicas2026_101.docx
@@ -502,7 +502,7 @@
           <w:sz w:val="22"/>
           <w:u w:val="single"/>
         </w:rPr>
-        <w:t xml:space="preserve">- </w:t>
+        <w:t>–</w:t>
       </w:r>
       <w:r>
         <w:rPr>
@@ -510,6 +510,14 @@
           <w:sz w:val="22"/>
           <w:u w:val="single"/>
         </w:rPr>
+        <w:t xml:space="preserve"> </w:t>
+      </w:r>
+      <w:r>
+        <w:rPr>
+          <w:rFonts w:ascii="Arial" w:hAnsi="Arial"/>
+          <w:sz w:val="22"/>
+          <w:u w:val="single"/>
+        </w:rPr>
         <w:t>1</w:t>
       </w:r>
       <w:r>
@@ -527,6 +535,37 @@
           <w:u w:val="single"/>
         </w:rPr>
         <w:t>1</w:t>
+      </w:r>
+      <w:r>
+        <w:rPr>
+          <w:rFonts w:ascii="Arial" w:hAnsi="Arial"/>
+          <w:sz w:val="22"/>
+        </w:rPr>
+        <w:t xml:space="preserve">   </w:t>
+      </w:r>
+      <w:r>
+        <w:rPr>
+          <w:rFonts w:ascii="Arial" w:hAnsi="Arial"/>
+          <w:b/>
+          <w:sz w:val="22"/>
+        </w:rPr>
+        <w:t>Salón</w:t>
+      </w:r>
+      <w:r>
+        <w:rPr>
+          <w:rFonts w:ascii="Arial" w:hAnsi="Arial"/>
+          <w:b/>
+          <w:sz w:val="22"/>
+        </w:rPr>
+        <w:t xml:space="preserve">:  </w:t>
+      </w:r>
+      <w:r>
+        <w:rPr>
+          <w:rFonts w:ascii="Arial" w:hAnsi="Arial"/>
+          <w:sz w:val="22"/>
+          <w:u w:val="single"/>
+        </w:rPr>
+        <w:t>2101</w:t>
       </w:r>
     </w:p>
     <w:p>
@@ -7361,7 +7400,7 @@
       <w:lang w:val="es-MX" w:eastAsia="es-MX"/>
     </w:rPr>
   </w:style>
-  <w:style w:type="character" w:styleId="Textoennegrita">
+  <w:style w:type="character" w:styleId="Fuerte">
     <w:name w:val="Strong"/>
     <w:basedOn w:val="Fuentedeprrafopredeter"/>
     <w:uiPriority w:val="22"/>

--- a/Calendario2026/Políticas/Politicas2026_101.docx
+++ b/Calendario2026/Políticas/Politicas2026_101.docx
@@ -1348,7 +1348,15 @@
           <w:sz w:val="22"/>
           <w:szCs w:val="22"/>
         </w:rPr>
-        <w:t>15</w:t>
+        <w:t>1</w:t>
+      </w:r>
+      <w:r>
+        <w:rPr>
+          <w:rFonts w:ascii="Arial" w:hAnsi="Arial"/>
+          <w:sz w:val="22"/>
+          <w:szCs w:val="22"/>
+        </w:rPr>
+        <w:t>6</w:t>
       </w:r>
       <w:r>
         <w:rPr>
@@ -1452,7 +1460,15 @@
           <w:sz w:val="22"/>
           <w:szCs w:val="22"/>
         </w:rPr>
-        <w:t>20%   Examen integrador (Módulo 4)</w:t>
+        <w:t>19</w:t>
+      </w:r>
+      <w:r>
+        <w:rPr>
+          <w:rFonts w:ascii="Arial" w:hAnsi="Arial"/>
+          <w:sz w:val="22"/>
+          <w:szCs w:val="22"/>
+        </w:rPr>
+        <w:t>%   Examen integrador (Módulo 4)</w:t>
       </w:r>
     </w:p>
     <w:p>
